--- a/data/cvs/cv_89_Moonpay_Senior_Product_Data_Scientist.docx
+++ b/data/cvs/cv_89_Moonpay_Senior_Product_Data_Scientist.docx
@@ -86,7 +86,7 @@
         <w:rPr>
           <w:sz w:val="20"/>
         </w:rPr>
-        <w:t>Senior Product Data Scientist with a Python, SQL, and JavaScript toolkit, I bring a unique blend of full-stack development and AI data expertise. I've built production systems at Copy Cat Group, integrating SAP APIs and Credit Control Systems, and designing AI-powered tender scraping pipelines. My data journey spans annotation, evaluation, and engineering, with a focus on quality, consistency, and structured feedback. I'm ready to drive data-centric product strategy at Moonpay, leveraging my data analysis and engineering skills to deliver actionable insights.</w:t>
+        <w:t>Senior Full Stack Developer with a focus on AI-powered systems, currently building production-ready solutions at Copy Cat Group. I design and develop full-stack applications, integrating AI automation features, and have a strong background in data annotation and AI evaluation. My expertise spans Python, React, Node.js, PostgreSQL, and AI tools like Gemini and Groq APIs, with a proven ability to deliver across diverse industries, from banking to healthcare.</w:t>
       </w:r>
     </w:p>
     <w:p>
@@ -227,7 +227,7 @@
         <w:rPr>
           <w:sz w:val="20"/>
         </w:rPr>
-        <w:t>Oracle Cloud, Google Cloud Platform, Git, GitHub, CI/CD</w:t>
+        <w:t>Git, GitHub, CI/CD, Oracle Cloud, Google Cloud Platform</w:t>
       </w:r>
     </w:p>
     <w:p>
@@ -245,7 +245,7 @@
         <w:rPr>
           <w:sz w:val="20"/>
         </w:rPr>
-        <w:t>experimentation, stakeholder management, customer onboarding, data-driven decision-making, product analytics, data visualization, A/B testing, hypothesis testing, data modelling, data engineering, data pipelines, data warehousing, data lakes</w:t>
+        <w:t>Cryptocurrencies, Blockchain Technology, Digital Assets, Payments Platform, Decentralized Economy, Stablecoins, Fiat-to-Crypto, Compliance, Identity Verification, Fraud Prevention, Settlement Systems, Platform Security, Enterprise Solutions, Scalability, Large-Scale Systems</w:t>
       </w:r>
     </w:p>
     <w:p>
@@ -263,7 +263,7 @@
         <w:rPr>
           <w:sz w:val="20"/>
         </w:rPr>
-        <w:t>data governance, data quality, data security, data privacy, data compliance, data ethics, data storytelling, data communication, data-driven culture, data strategy, data monetization, data-centric design, data architecture, data infrastructure</w:t>
+        <w:t>Regulatory Compliance, Consumer Applications, Customer Onboarding, Product Data Strategy, Data Analysis, Data Science, Experimentation, Product Analytics, Product Lifecycle Management, Problem Definition, Success Metrics, Product Launch, Product Optimization, Product Strategy, Customer Experience</w:t>
       </w:r>
     </w:p>
     <w:p>
@@ -313,7 +313,19 @@
         <w:rPr>
           <w:sz w:val="20"/>
         </w:rPr>
-        <w:t>Integrating SAP APIs with an internal Credit Control System, creating an automated solution for OA and IT business units.</w:t>
+        <w:t>Integrating SAP APIs with an internal Credit Control System, automating processes for OA and IT business units.</w:t>
+      </w:r>
+    </w:p>
+    <w:p>
+      <w:pPr>
+        <w:pStyle w:val="ListBullet"/>
+        <w:spacing w:before="0" w:after="20"/>
+      </w:pPr>
+      <w:r>
+        <w:rPr>
+          <w:sz w:val="20"/>
+        </w:rPr>
+        <w:t>Authoring comprehensive System Design Documents (SDDs) for Application, Data, Integration, and Security Architecture.</w:t>
       </w:r>
     </w:p>
     <w:p>
@@ -326,18 +338,6 @@
           <w:sz w:val="20"/>
         </w:rPr>
         <w:t>Designing and prototyping an AI-powered tender scraping pipeline to automate tender discovery and processing.</w:t>
-      </w:r>
-    </w:p>
-    <w:p>
-      <w:pPr>
-        <w:pStyle w:val="ListBullet"/>
-        <w:spacing w:before="0" w:after="20"/>
-      </w:pPr>
-      <w:r>
-        <w:rPr>
-          <w:sz w:val="20"/>
-        </w:rPr>
-        <w:t>Authoring comprehensive System Design Documents (SDDs) and Business Requirements Documents (BRDs) for enterprise-level projects.</w:t>
       </w:r>
     </w:p>
     <w:p>
@@ -407,7 +407,7 @@
         <w:rPr>
           <w:sz w:val="20"/>
         </w:rPr>
-        <w:t>Building full-stack solutions with optimised UI components, APIs, and CMS systems for diverse U.S. clients.</w:t>
+        <w:t>Built and delivered full-stack solutions, including UI components and API optimisation, for diverse U.S. clients.</w:t>
       </w:r>
     </w:p>
     <w:p>
@@ -442,7 +442,7 @@
         <w:rPr>
           <w:sz w:val="20"/>
         </w:rPr>
-        <w:t>Performing intent detection and utterance verification for health and agriculture AI systems, ensuring high-quality multilingual training data.</w:t>
+        <w:t>Performed intent detection and slot tagging for health and agriculture AI systems, ensuring high-quality training data.</w:t>
       </w:r>
     </w:p>
     <w:p>
